--- a/paper/Sampling_Sigma_APA7_Professional_Research_Paper.docx
+++ b/paper/Sampling_Sigma_APA7_Professional_Research_Paper.docx
@@ -117,7 +117,7 @@
           <w:b w:val="0"/>
           <w:i w:val="0"/>
         </w:rPr>
-        <w:t>Correspondence concerning this article should be addressed to Sri Sai Lakshmi Ganesh Murukutla, Murukutla Group LLC, Austin, TX, USA. Email: murukutlassl@gmail.com</w:t>
+        <w:t>Correspondence concerning this article should be addressed to Sri Sai Lakshmi Ganesh Murukutla, Murukutla Group LLC, Austin, TX, USA. Contact: https://murukutlagroup.com/contact</w:t>
       </w:r>
     </w:p>
     <w:p>
